--- a/lab4/СЯП_ЛР4_Рыбаков_Владислав_С22СИБ.docx
+++ b/lab4/СЯП_ЛР4_Рыбаков_Владислав_С22СИБ.docx
@@ -195,91 +195,43 @@
         <w:jc w:val="center"/>
         <w:rPr>
           <w:rFonts w:ascii="Times New Roman" w:hAnsi="Times New Roman" w:cs="Times New Roman"/>
-          <w:sz w:val="28"/>
-          <w:szCs w:val="28"/>
+          <w:sz w:val="36"/>
+          <w:szCs w:val="36"/>
         </w:rPr>
       </w:pPr>
       <w:r>
         <w:rPr>
           <w:rFonts w:ascii="Times New Roman" w:hAnsi="Times New Roman" w:cs="Times New Roman"/>
-          <w:sz w:val="28"/>
-          <w:szCs w:val="28"/>
-        </w:rPr>
-        <w:t>О</w:t>
-      </w:r>
+          <w:sz w:val="36"/>
+          <w:szCs w:val="36"/>
+        </w:rPr>
+        <w:t xml:space="preserve">Совместная работа с </w:t>
+      </w:r>
+      <w:proofErr w:type="spellStart"/>
       <w:r>
         <w:rPr>
           <w:rFonts w:ascii="Times New Roman" w:hAnsi="Times New Roman" w:cs="Times New Roman"/>
-          <w:sz w:val="28"/>
-          <w:szCs w:val="28"/>
-        </w:rPr>
-        <w:t>сво</w:t>
-      </w:r>
+          <w:sz w:val="36"/>
+          <w:szCs w:val="36"/>
+        </w:rPr>
+        <w:t>Git</w:t>
+      </w:r>
+      <w:proofErr w:type="spellEnd"/>
       <w:r>
         <w:rPr>
           <w:rFonts w:ascii="Times New Roman" w:hAnsi="Times New Roman" w:cs="Times New Roman"/>
-          <w:sz w:val="28"/>
-          <w:szCs w:val="28"/>
-        </w:rPr>
-        <w:t>ение</w:t>
+          <w:sz w:val="36"/>
+          <w:szCs w:val="36"/>
+        </w:rPr>
+        <w:t xml:space="preserve"> и инспекцией кода</w:t>
       </w:r>
       <w:r>
         <w:rPr>
           <w:rFonts w:ascii="Times New Roman" w:hAnsi="Times New Roman" w:cs="Times New Roman"/>
-          <w:sz w:val="28"/>
-          <w:szCs w:val="28"/>
-        </w:rPr>
-        <w:t xml:space="preserve"> базовы</w:t>
-      </w:r>
-      <w:r>
-        <w:rPr>
-          <w:rFonts w:ascii="Times New Roman" w:hAnsi="Times New Roman" w:cs="Times New Roman"/>
-          <w:sz w:val="28"/>
-          <w:szCs w:val="28"/>
-        </w:rPr>
-        <w:t>х</w:t>
-      </w:r>
-      <w:r>
-        <w:rPr>
-          <w:rFonts w:ascii="Times New Roman" w:hAnsi="Times New Roman" w:cs="Times New Roman"/>
-          <w:sz w:val="28"/>
-          <w:szCs w:val="28"/>
-        </w:rPr>
-        <w:t xml:space="preserve"> сценари</w:t>
-      </w:r>
-      <w:r>
-        <w:rPr>
-          <w:rFonts w:ascii="Times New Roman" w:hAnsi="Times New Roman" w:cs="Times New Roman"/>
-          <w:sz w:val="28"/>
-          <w:szCs w:val="28"/>
-        </w:rPr>
-        <w:t>ев</w:t>
-      </w:r>
-      <w:r>
-        <w:rPr>
-          <w:rFonts w:ascii="Times New Roman" w:hAnsi="Times New Roman" w:cs="Times New Roman"/>
-          <w:sz w:val="28"/>
-          <w:szCs w:val="28"/>
-        </w:rPr>
-        <w:t xml:space="preserve"> работы с системой контроля версий (</w:t>
-      </w:r>
-      <w:proofErr w:type="spellStart"/>
-      <w:r>
-        <w:rPr>
-          <w:rFonts w:ascii="Times New Roman" w:hAnsi="Times New Roman" w:cs="Times New Roman"/>
-          <w:sz w:val="28"/>
-          <w:szCs w:val="28"/>
-        </w:rPr>
-        <w:t>Git</w:t>
-      </w:r>
-      <w:proofErr w:type="spellEnd"/>
-      <w:r>
-        <w:rPr>
-          <w:rFonts w:ascii="Times New Roman" w:hAnsi="Times New Roman" w:cs="Times New Roman"/>
-          <w:sz w:val="28"/>
-          <w:szCs w:val="28"/>
-        </w:rPr>
-        <w:t>)</w:t>
+          <w:sz w:val="36"/>
+          <w:szCs w:val="36"/>
+        </w:rPr>
+        <w:t xml:space="preserve"> </w:t>
       </w:r>
     </w:p>
     <w:p>
@@ -966,6 +918,13 @@
     </w:p>
     <w:sdt>
       <w:sdtPr>
+        <w:rPr>
+          <w:rFonts w:asciiTheme="minorHAnsi" w:eastAsiaTheme="minorHAnsi" w:hAnsiTheme="minorHAnsi" w:cstheme="minorBidi"/>
+          <w:color w:val="auto"/>
+          <w:sz w:val="22"/>
+          <w:szCs w:val="22"/>
+          <w:lang w:eastAsia="en-US"/>
+        </w:rPr>
         <w:id w:val="207075372"/>
         <w:docPartObj>
           <w:docPartGallery w:val="Table of Contents"/>
@@ -974,13 +933,8 @@
       </w:sdtPr>
       <w:sdtEndPr>
         <w:rPr>
-          <w:rFonts w:asciiTheme="minorHAnsi" w:eastAsiaTheme="minorHAnsi" w:hAnsiTheme="minorHAnsi" w:cstheme="minorBidi"/>
           <w:b/>
           <w:bCs/>
-          <w:color w:val="auto"/>
-          <w:sz w:val="22"/>
-          <w:szCs w:val="22"/>
-          <w:lang w:eastAsia="en-US"/>
         </w:rPr>
       </w:sdtEndPr>
       <w:sdtContent>
@@ -1853,7 +1807,6 @@
         <w:rPr>
           <w:sz w:val="28"/>
           <w:szCs w:val="28"/>
-          <w:lang w:val="en-US"/>
         </w:rPr>
       </w:pPr>
       <w:r>
@@ -1975,6 +1928,7 @@
       </w:pPr>
       <w:r>
         <w:rPr>
+          <w:noProof/>
           <w:sz w:val="28"/>
           <w:szCs w:val="28"/>
         </w:rPr>
@@ -2127,6 +2081,7 @@
       </w:pPr>
       <w:r>
         <w:rPr>
+          <w:noProof/>
           <w:sz w:val="28"/>
           <w:szCs w:val="28"/>
           <w:lang w:val="en-US"/>
@@ -2225,6 +2180,7 @@
       </w:pPr>
       <w:r>
         <w:rPr>
+          <w:noProof/>
           <w:sz w:val="28"/>
           <w:szCs w:val="28"/>
           <w:lang w:val="en-US"/>
@@ -2349,6 +2305,7 @@
       </w:pPr>
       <w:r>
         <w:rPr>
+          <w:noProof/>
           <w:sz w:val="28"/>
           <w:szCs w:val="28"/>
         </w:rPr>
@@ -2399,6 +2356,7 @@
       </w:pPr>
       <w:r>
         <w:rPr>
+          <w:noProof/>
           <w:sz w:val="28"/>
           <w:szCs w:val="28"/>
         </w:rPr>
@@ -2448,6 +2406,7 @@
       </w:pPr>
       <w:r>
         <w:rPr>
+          <w:noProof/>
           <w:sz w:val="28"/>
           <w:szCs w:val="28"/>
         </w:rPr>
@@ -2574,6 +2533,7 @@
       </w:r>
       <w:r>
         <w:rPr>
+          <w:noProof/>
           <w:sz w:val="28"/>
           <w:szCs w:val="28"/>
         </w:rPr>
@@ -2709,6 +2669,7 @@
       </w:pPr>
       <w:r>
         <w:rPr>
+          <w:noProof/>
           <w:sz w:val="28"/>
           <w:szCs w:val="28"/>
           <w:lang w:val="en-US"/>
@@ -2783,6 +2744,7 @@
       </w:r>
       <w:r>
         <w:rPr>
+          <w:noProof/>
           <w:sz w:val="28"/>
           <w:szCs w:val="28"/>
         </w:rPr>
@@ -2896,6 +2858,7 @@
       </w:pPr>
       <w:r>
         <w:rPr>
+          <w:noProof/>
           <w:sz w:val="28"/>
           <w:szCs w:val="28"/>
         </w:rPr>
@@ -3040,6 +3003,7 @@
       </w:pPr>
       <w:r>
         <w:rPr>
+          <w:noProof/>
           <w:sz w:val="28"/>
           <w:szCs w:val="28"/>
         </w:rPr>
@@ -3185,6 +3149,7 @@
       </w:pPr>
       <w:r>
         <w:rPr>
+          <w:noProof/>
           <w:sz w:val="28"/>
           <w:szCs w:val="28"/>
         </w:rPr>
@@ -3762,6 +3727,7 @@
   <w:style w:type="character" w:default="1" w:styleId="a0">
     <w:name w:val="Default Paragraph Font"/>
     <w:uiPriority w:val="1"/>
+    <w:semiHidden/>
     <w:unhideWhenUsed/>
   </w:style>
   <w:style w:type="table" w:default="1" w:styleId="a1">
